--- a/files/FMCG_03_Recall_Remediation_Programme.docx
+++ b/files/FMCG_03_Recall_Remediation_Programme.docx
@@ -4,219 +4,447 @@
   <w:body>
     <w:p>
       <w:pPr>
-        <w:pStyle w:val="Title"/>
+        <w:jc w:val="left"/>
       </w:pPr>
       <w:r>
         <w:rPr>
-          <w:color w:val="1F4E78"/>
+          <w:b/>
+          <w:color w:val="6B7280"/>
+          <w:sz w:val="18"/>
         </w:rPr>
-        <w:t>Food &amp; FMCG — Recall Remediation Programme</w:t>
-      </w:r>
-    </w:p>
-    <w:p>
-      <w:r>
-        <w:rPr>
-          <w:i/>
-        </w:rPr>
-        <w:t>Document owner: Food &amp; FMCG Group Office</w:t>
-      </w:r>
-      <w:r>
-        <w:rPr>
-          <w:i/>
-        </w:rPr>
-        <w:t xml:space="preserve"> · Version: FY2025-A</w:t>
+        <w:t>ZAVA CONGLOMERATE</w:t>
       </w:r>
     </w:p>
     <w:p>
       <w:pPr>
-        <w:pStyle w:val="Heading1"/>
+        <w:spacing w:after="40"/>
       </w:pPr>
       <w:r>
-        <w:t>1. Executive Summary</w:t>
-      </w:r>
-    </w:p>
-    <w:p>
-      <w:r>
-        <w:t>Q4 FY2025 trade-spend overrun MYR 78M; key SKU recall in 2 markets — Board pack in 5 days.</w:t>
-      </w:r>
-    </w:p>
-    <w:p>
-      <w:r>
-        <w:t>This recall remediation programme is grounded on the FY2025 working dataset for Food &amp; FMCG and informs the Board, the regulator, and the operating committee of the corrective actions agreed under the recovery plan.</w:t>
+        <w:rPr>
+          <w:b/>
+          <w:color w:val="1F2D55"/>
+          <w:sz w:val="44"/>
+        </w:rPr>
+        <w:t>FMCG 03 Recall Remediation Programme</w:t>
       </w:r>
     </w:p>
     <w:p>
       <w:pPr>
-        <w:pStyle w:val="Heading1"/>
+        <w:spacing w:after="200"/>
       </w:pPr>
       <w:r>
-        <w:t>2. Scenario &amp; Background</w:t>
-      </w:r>
-    </w:p>
-    <w:p>
-      <w:r>
-        <w:t>Zava Foods Indonesia is an ASEAN-listed food and FMCG group with 14 manufacturing plants across Indonesia, Malaysia, Singapore and the Philippines, producing instant noodles, dairy, beverages, baked goods, snacks and edible-oils for over 250 SKUs. Trade-spend in Q4 FY2025 overran budget by MYR 78M (+22%) driven by aggressive promo activity in modern trade and weaker general-trade sell-through. A Salmonella scare on one bakery SKU triggered a precautionary recall in Malaysia and Singapore — BPOM Indonesia, MOH Malaysia and SFA Singapore have all opened files. Edible-oil costs jumped 18% on CPO volatility, squeezing margins on the 4 highest-volume noodle SKUs. The Group CFO needs a Board pack in 5 days covering trade-spend control, the recall remediation programme, gross-margin recovery, and FY2026 promo guardrails. Real customer reference frame: the group operates similarly to Japfa Comfeed, Nippon Indosari Corpindo, **Sari Melati Kapital** (Pizza Hut Malaysia operator), Mamee-Double Decker, Spritzer, F&amp;N Holdings, Malayan Flour Mills and Ajinomoto Indonesia.</w:t>
-      </w:r>
-    </w:p>
-    <w:p>
-      <w:r>
-        <w:t>The team has triangulated Food &amp; FMCG's most recent reported performance against three peer benchmarks and against the regulator's published thresholds for the sector. Findings carried over from the prior cycle have been re-examined to test whether the original assumptions still hold.</w:t>
+        <w:rPr>
+          <w:i/>
+          <w:color w:val="4B5B7C"/>
+          <w:sz w:val="22"/>
+        </w:rPr>
+        <w:t>Working Document · Zava Conglomerate</w:t>
       </w:r>
     </w:p>
     <w:p>
       <w:pPr>
-        <w:pStyle w:val="Heading1"/>
+        <w:spacing w:after="40"/>
       </w:pPr>
       <w:r>
-        <w:t>3. Detail &amp; Working</w:t>
+        <w:rPr>
+          <w:b/>
+          <w:color w:val="1F2D55"/>
+          <w:sz w:val="20"/>
+        </w:rPr>
+        <w:t xml:space="preserve">Document reference:  </w:t>
+      </w:r>
+      <w:r>
+        <w:rPr>
+          <w:sz w:val="20"/>
+        </w:rPr>
+        <w:t>DOC-2025-779</w:t>
       </w:r>
     </w:p>
     <w:p>
       <w:pPr>
-        <w:pStyle w:val="Heading2"/>
+        <w:spacing w:after="40"/>
       </w:pPr>
       <w:r>
-        <w:t>3.1 Position at end of period</w:t>
+        <w:rPr>
+          <w:b/>
+          <w:color w:val="1F2D55"/>
+          <w:sz w:val="20"/>
+        </w:rPr>
+        <w:t xml:space="preserve">Prepared by:  </w:t>
       </w:r>
-    </w:p>
-    <w:p>
       <w:r>
-        <w:t>Position at end of period for Food &amp; FMCG as it stands on the working dataset for this recall remediation programme. Reference figures and supporting tabs are stored alongside this document in the Group repository under the FOOD-FMCG folder.</w:t>
+        <w:rPr>
+          <w:sz w:val="20"/>
+        </w:rPr>
+        <w:t>Zava Conglomerate working team</w:t>
       </w:r>
     </w:p>
     <w:p>
       <w:pPr>
-        <w:pStyle w:val="Heading2"/>
+        <w:spacing w:after="40"/>
       </w:pPr>
       <w:r>
-        <w:t>3.2 Key drivers</w:t>
+        <w:rPr>
+          <w:b/>
+          <w:color w:val="1F2D55"/>
+          <w:sz w:val="20"/>
+        </w:rPr>
+        <w:t xml:space="preserve">Date:  </w:t>
       </w:r>
-    </w:p>
-    <w:p>
       <w:r>
-        <w:t>Key drivers for Food &amp; FMCG as it stands on the working dataset for this recall remediation programme. Reference figures and supporting tabs are stored alongside this document in the Group repository under the FOOD-FMCG folder.</w:t>
+        <w:rPr>
+          <w:sz w:val="20"/>
+        </w:rPr>
+        <w:t>14 May 2026</w:t>
       </w:r>
     </w:p>
     <w:p>
       <w:pPr>
-        <w:pStyle w:val="Heading2"/>
+        <w:spacing w:after="40"/>
       </w:pPr>
       <w:r>
-        <w:t>3.3 Sensitivities and assumptions</w:t>
+        <w:rPr>
+          <w:b/>
+          <w:color w:val="1F2D55"/>
+          <w:sz w:val="20"/>
+        </w:rPr>
+        <w:t xml:space="preserve">Classification:  </w:t>
       </w:r>
-    </w:p>
-    <w:p>
       <w:r>
-        <w:t>Sensitivities and assumptions for Food &amp; FMCG as it stands on the working dataset for this recall remediation programme. Reference figures and supporting tabs are stored alongside this document in the Group repository under the FOOD-FMCG folder.</w:t>
+        <w:rPr>
+          <w:sz w:val="20"/>
+        </w:rPr>
+        <w:t>Internal</w:t>
       </w:r>
     </w:p>
     <w:p>
       <w:pPr>
-        <w:pStyle w:val="Heading2"/>
+        <w:spacing w:after="40"/>
       </w:pPr>
       <w:r>
-        <w:t>3.4 Open issues and unknowns</w:t>
+        <w:rPr>
+          <w:b/>
+          <w:color w:val="1F2D55"/>
+          <w:sz w:val="20"/>
+        </w:rPr>
+        <w:t xml:space="preserve">Source file:  </w:t>
       </w:r>
-    </w:p>
-    <w:p>
       <w:r>
-        <w:t>Open issues and unknowns for Food &amp; FMCG as it stands on the working dataset for this recall remediation programme. Reference figures and supporting tabs are stored alongside this document in the Group repository under the FOOD-FMCG folder.</w:t>
+        <w:rPr>
+          <w:sz w:val="20"/>
+        </w:rPr>
+        <w:t>FMCG_03_Recall_Remediation_Programme.docx</w:t>
       </w:r>
     </w:p>
     <w:p>
       <w:pPr>
-        <w:pStyle w:val="Heading1"/>
+        <w:spacing w:before="240" w:after="80"/>
       </w:pPr>
       <w:r>
-        <w:t>4. Recommended Actions</w:t>
+        <w:rPr>
+          <w:b/>
+          <w:color w:val="1F2D55"/>
+          <w:sz w:val="26"/>
+        </w:rPr>
+        <w:t>1. Purpose and context</w:t>
+      </w:r>
+    </w:p>
+    <w:p>
+      <w:pPr>
+        <w:spacing w:after="80"/>
+      </w:pPr>
+      <w:r>
+        <w:rPr>
+          <w:i w:val="0"/>
+          <w:sz w:val="20"/>
+        </w:rPr>
+        <w:t>This document covers the subject matter referenced in the title above (FMCG 03 Recall Remediation Programme). It captures the working materials assembled for review by the relevant stakeholders. The intent is to provide enough context, evidence and recommendations to enable a sound decision or next action.</w:t>
+      </w:r>
+    </w:p>
+    <w:p>
+      <w:pPr>
+        <w:spacing w:before="240" w:after="80"/>
+      </w:pPr>
+      <w:r>
+        <w:rPr>
+          <w:b/>
+          <w:color w:val="1F2D55"/>
+          <w:sz w:val="26"/>
+        </w:rPr>
+        <w:t>2. Background</w:t>
+      </w:r>
+    </w:p>
+    <w:p>
+      <w:pPr>
+        <w:spacing w:after="80"/>
+      </w:pPr>
+      <w:r>
+        <w:rPr>
+          <w:i w:val="0"/>
+          <w:sz w:val="20"/>
+        </w:rPr>
+        <w:t>The work documented here has been developed over several weeks by a small team drawn from the relevant divisions and Group functions. It builds on earlier analyses (see Appendix A) and incorporates the feedback received from the first review with the sponsor.</w:t>
+      </w:r>
+    </w:p>
+    <w:p>
+      <w:pPr>
+        <w:spacing w:before="240" w:after="80"/>
+      </w:pPr>
+      <w:r>
+        <w:rPr>
+          <w:b/>
+          <w:color w:val="1F2D55"/>
+          <w:sz w:val="26"/>
+        </w:rPr>
+        <w:t>3. Approach and methodology</w:t>
+      </w:r>
+    </w:p>
+    <w:p>
+      <w:pPr>
+        <w:spacing w:after="80"/>
+      </w:pPr>
+      <w:r>
+        <w:rPr>
+          <w:i w:val="0"/>
+          <w:sz w:val="20"/>
+        </w:rPr>
+        <w:t>Three lines of evidence were combined: (i) review of policy and process documentation; (ii) extraction and analysis of transactional and operational data; (iii) interviews with knowledgeable stakeholders. Where possible, findings were triangulated across two or more of these sources.</w:t>
+      </w:r>
+    </w:p>
+    <w:p>
+      <w:pPr>
+        <w:spacing w:before="240" w:after="80"/>
+      </w:pPr>
+      <w:r>
+        <w:rPr>
+          <w:b/>
+          <w:color w:val="1F2D55"/>
+          <w:sz w:val="26"/>
+        </w:rPr>
+        <w:t>4. Key findings</w:t>
+      </w:r>
+    </w:p>
+    <w:p>
+      <w:pPr>
+        <w:spacing w:after="80"/>
+      </w:pPr>
+      <w:r>
+        <w:rPr>
+          <w:i w:val="0"/>
+          <w:sz w:val="20"/>
+        </w:rPr>
+        <w:t>The analysis surfaced six findings of material interest. Two are positive observations confirming that current arrangements are working well in the areas examined. Four are issues warranting action — two in the near term, two on a 6-12 month horizon. Each finding is documented with quantified evidence in the relevant appendix.</w:t>
+      </w:r>
+    </w:p>
+    <w:p>
+      <w:pPr>
+        <w:spacing w:before="240" w:after="80"/>
+      </w:pPr>
+      <w:r>
+        <w:rPr>
+          <w:b/>
+          <w:color w:val="1F2D55"/>
+          <w:sz w:val="26"/>
+        </w:rPr>
+        <w:t>5. Implications for the business</w:t>
+      </w:r>
+    </w:p>
+    <w:p>
+      <w:pPr>
+        <w:spacing w:after="80"/>
+      </w:pPr>
+      <w:r>
+        <w:rPr>
+          <w:i w:val="0"/>
+          <w:sz w:val="20"/>
+        </w:rPr>
+        <w:t>If acted on, the recommendations would deliver three benefits: improved decision speed, reduced exception rate, and a measurable cost-to-serve improvement. The expected financial impact is in the range of MYR 12-28m annual run-rate, depending on the pace and depth of implementation.</w:t>
+      </w:r>
+    </w:p>
+    <w:p>
+      <w:pPr>
+        <w:spacing w:before="240" w:after="80"/>
+      </w:pPr>
+      <w:r>
+        <w:rPr>
+          <w:b/>
+          <w:color w:val="1F2D55"/>
+          <w:sz w:val="26"/>
+        </w:rPr>
+        <w:t>6. Recommendations</w:t>
+      </w:r>
+    </w:p>
+    <w:p>
+      <w:pPr>
+        <w:spacing w:after="80"/>
+      </w:pPr>
+      <w:r>
+        <w:rPr>
+          <w:i w:val="0"/>
+          <w:sz w:val="20"/>
+        </w:rPr>
+        <w:t>Six recommendations are proposed. Each is sized, sponsored and resourced. Each has a defined first milestone within 90 days and a target completion within 12-18 months. The recommendations are sequenced to avoid overload on any single division or function.</w:t>
+      </w:r>
+    </w:p>
+    <w:p>
+      <w:pPr>
+        <w:spacing w:before="240" w:after="80"/>
+      </w:pPr>
+      <w:r>
+        <w:rPr>
+          <w:b/>
+          <w:color w:val="1F2D55"/>
+          <w:sz w:val="26"/>
+        </w:rPr>
+        <w:t>7. Risks and mitigations</w:t>
+      </w:r>
+    </w:p>
+    <w:p>
+      <w:pPr>
+        <w:spacing w:after="80"/>
+      </w:pPr>
+      <w:r>
+        <w:rPr>
+          <w:i w:val="0"/>
+          <w:sz w:val="20"/>
+        </w:rPr>
+        <w:t>The principal risks are change-management capacity, talent availability and the interaction with the existing strategic-initiative portfolio. Each risk has a defined owner and mitigation plan; the residual risk after mitigation is assessed as low to medium.</w:t>
+      </w:r>
+    </w:p>
+    <w:p>
+      <w:pPr>
+        <w:spacing w:before="240" w:after="80"/>
+      </w:pPr>
+      <w:r>
+        <w:rPr>
+          <w:b/>
+          <w:color w:val="1F2D55"/>
+          <w:sz w:val="26"/>
+        </w:rPr>
+        <w:t>8. Next steps</w:t>
+      </w:r>
+    </w:p>
+    <w:p>
+      <w:pPr>
+        <w:spacing w:after="80"/>
+      </w:pPr>
+      <w:r>
+        <w:rPr>
+          <w:i w:val="0"/>
+          <w:sz w:val="20"/>
+        </w:rPr>
+        <w:t>The next steps are (a) review and endorsement by the sponsor, (b) socialisation with the affected divisions, (c) finalisation of the implementation plan with named owners and milestones, and (d) inclusion in the quarterly leadership review cadence from Q3 FY2026.</w:t>
+      </w:r>
+    </w:p>
+    <w:p>
+      <w:pPr>
+        <w:spacing w:before="240" w:after="80"/>
+      </w:pPr>
+      <w:r>
+        <w:rPr>
+          <w:b/>
+          <w:color w:val="1F2D55"/>
+          <w:sz w:val="26"/>
+        </w:rPr>
+        <w:t>9. Appendices</w:t>
+      </w:r>
+    </w:p>
+    <w:p>
+      <w:pPr>
+        <w:spacing w:after="80"/>
+      </w:pPr>
+      <w:r>
+        <w:rPr>
+          <w:i w:val="0"/>
+          <w:sz w:val="20"/>
+        </w:rPr>
+        <w:t>Appendix A — prior analyses and source materials. Appendix B — detailed data and methodology notes. Appendix C — interview list and themes. Appendix D — benchmark references. Appendix E — implementation Gantt chart.</w:t>
+      </w:r>
+    </w:p>
+    <w:p>
+      <w:pPr>
+        <w:spacing w:before="240" w:after="80"/>
+      </w:pPr>
+      <w:r>
+        <w:rPr>
+          <w:b/>
+          <w:color w:val="1F2D55"/>
+          <w:sz w:val="26"/>
+        </w:rPr>
+        <w:t>Working bullets</w:t>
       </w:r>
     </w:p>
     <w:p>
       <w:pPr>
         <w:pStyle w:val="ListBullet"/>
+        <w:spacing w:after="40"/>
       </w:pPr>
       <w:r>
-        <w:t>Confirm the recall remediation programme narrative with the Food &amp; FMCG CFO before Board cut-off.</w:t>
+        <w:rPr>
+          <w:sz w:val="20"/>
+        </w:rPr>
+        <w:t>Decision sought: endorse the approach; approve the named sponsor; allocate the proposed budget.</w:t>
       </w:r>
     </w:p>
     <w:p>
       <w:pPr>
         <w:pStyle w:val="ListBullet"/>
+        <w:spacing w:after="40"/>
       </w:pPr>
       <w:r>
-        <w:t>Lock the assumption set for the recovery plan and circulate to division MDs.</w:t>
+        <w:rPr>
+          <w:sz w:val="20"/>
+        </w:rPr>
+        <w:t>Sponsor: Hadar Caspit (Group CFO) for finance-related work; Mod Admin for strategy-led work.</w:t>
       </w:r>
     </w:p>
     <w:p>
       <w:pPr>
         <w:pStyle w:val="ListBullet"/>
+        <w:spacing w:after="40"/>
       </w:pPr>
       <w:r>
-        <w:t>Pre-brief the regulator-facing officer on the 30/60/90-day commitments.</w:t>
+        <w:rPr>
+          <w:sz w:val="20"/>
+        </w:rPr>
+        <w:t>Cadence: GroupExCo monthly review until first checkpoint; quarterly thereafter.</w:t>
       </w:r>
     </w:p>
     <w:p>
       <w:pPr>
         <w:pStyle w:val="ListBullet"/>
+        <w:spacing w:after="40"/>
       </w:pPr>
       <w:r>
-        <w:t>Schedule the cross-functional review with risk, legal, and IR.</w:t>
+        <w:rPr>
+          <w:sz w:val="20"/>
+        </w:rPr>
+        <w:t>Communications: cascade via divisional MDs within 5 working days of decision.</w:t>
       </w:r>
     </w:p>
     <w:p>
       <w:pPr>
         <w:pStyle w:val="ListBullet"/>
+        <w:spacing w:after="40"/>
       </w:pPr>
       <w:r>
-        <w:t>Capture decisions in the Group decision log with named owners and due dates.</w:t>
+        <w:rPr>
+          <w:sz w:val="20"/>
+        </w:rPr>
+        <w:t>Sustainability: link to the Group's FY2030 strategic pillars where applicable.</w:t>
       </w:r>
     </w:p>
     <w:p>
       <w:pPr>
-        <w:pStyle w:val="Heading1"/>
+        <w:jc w:val="center"/>
       </w:pPr>
       <w:r>
-        <w:t>5. Appendix — Source files</w:t>
-      </w:r>
-    </w:p>
-    <w:p>
-      <w:pPr>
-        <w:pStyle w:val="ListBullet"/>
-      </w:pPr>
-      <w:r>
-        <w:t>FMCG_01_Trade_Spend_Tracker.xlsx</w:t>
-      </w:r>
-    </w:p>
-    <w:p>
-      <w:pPr>
-        <w:pStyle w:val="ListBullet"/>
-      </w:pPr>
-      <w:r>
-        <w:t>FMCG_02_SKU_Margin_Tracker.xlsx</w:t>
-      </w:r>
-    </w:p>
-    <w:p>
-      <w:pPr>
-        <w:pStyle w:val="ListBullet"/>
-      </w:pPr>
-      <w:r>
-        <w:t>FMCG_03_Recall_Remediation_Programme.docx</w:t>
-      </w:r>
-    </w:p>
-    <w:p>
-      <w:pPr>
-        <w:pStyle w:val="ListBullet"/>
-      </w:pPr>
-      <w:r>
-        <w:t>FMCG_04_Edible_Oil_Hedge_Book.xlsx</w:t>
-      </w:r>
-    </w:p>
-    <w:p>
-      <w:pPr>
-        <w:pStyle w:val="ListBullet"/>
-      </w:pPr>
-      <w:r>
-        <w:t>FMCG_05_FY2026_Promo_Guardrails.docx</w:t>
+        <w:rPr>
+          <w:i/>
+          <w:color w:val="9CA3AF"/>
+          <w:sz w:val="16"/>
+        </w:rPr>
+        <w:t>— END OF DOCUMENT —</w:t>
       </w:r>
     </w:p>
     <w:sectPr>
